--- a/informes/Informe_Caso3_Caja_de_Ventas.docx
+++ b/informes/Informe_Caso3_Caja_de_Ventas.docx
@@ -11,7 +11,19 @@
           <w:b/>
           <w:sz w:val="26"/>
         </w:rPr>
-        <w:t>UAM</w:t>
+        <w:t>Universidad Americana (UAM)</w:t>
+      </w:r>
+    </w:p>
+    <w:p>
+      <w:pPr>
+        <w:jc w:val="center"/>
+      </w:pPr>
+      <w:r>
+        <w:rPr>
+          <w:b w:val="0"/>
+          <w:sz w:val="24"/>
+        </w:rPr>
+        <w:t>Ingeniería en Sistemas</w:t>
       </w:r>
     </w:p>
     <w:p>
@@ -54,6 +66,7 @@
     </w:p>
     <w:p>
       <w:pPr>
+        <w:keepNext/>
         <w:jc w:val="center"/>
       </w:pPr>
       <w:r>
@@ -75,12 +88,18 @@
         <w:gridCol w:w="4703"/>
       </w:tblGrid>
       <w:tr>
+        <w:trPr>
+          <w:cantSplit/>
+        </w:trPr>
         <w:tc>
           <w:tcPr>
             <w:tcW w:type="dxa" w:w="2551"/>
             <w:shd w:val="clear" w:color="auto" w:fill="1F3A5F"/>
           </w:tcPr>
           <w:p>
+            <w:pPr>
+              <w:keepNext/>
+            </w:pPr>
             <w:r/>
             <w:r>
               <w:rPr>
@@ -98,6 +117,9 @@
             <w:shd w:val="clear" w:color="auto" w:fill="1F3A5F"/>
           </w:tcPr>
           <w:p>
+            <w:pPr>
+              <w:keepNext/>
+            </w:pPr>
             <w:r/>
             <w:r>
               <w:rPr>
@@ -111,11 +133,17 @@
         </w:tc>
       </w:tr>
       <w:tr>
+        <w:trPr>
+          <w:cantSplit/>
+        </w:trPr>
         <w:tc>
           <w:tcPr>
             <w:tcW w:type="dxa" w:w="2551"/>
           </w:tcPr>
           <w:p>
+            <w:pPr>
+              <w:keepNext/>
+            </w:pPr>
             <w:r/>
             <w:r>
               <w:rPr>
@@ -130,22 +158,70 @@
             <w:tcW w:type="dxa" w:w="6520"/>
           </w:tcPr>
           <w:p>
+            <w:pPr>
+              <w:keepNext/>
+            </w:pPr>
             <w:r/>
             <w:r>
               <w:rPr>
                 <w:sz w:val="19"/>
               </w:rPr>
-              <w:t>Trabajo grupal (3 integrantes)</w:t>
+              <w:t>Trabajo grupal</w:t>
             </w:r>
           </w:p>
         </w:tc>
       </w:tr>
       <w:tr>
+        <w:trPr>
+          <w:cantSplit/>
+        </w:trPr>
         <w:tc>
           <w:tcPr>
             <w:tcW w:type="dxa" w:w="2551"/>
           </w:tcPr>
           <w:p>
+            <w:pPr>
+              <w:keepNext/>
+            </w:pPr>
+            <w:r/>
+            <w:r>
+              <w:rPr>
+                <w:sz w:val="19"/>
+              </w:rPr>
+              <w:t>Grupo</w:t>
+            </w:r>
+          </w:p>
+        </w:tc>
+        <w:tc>
+          <w:tcPr>
+            <w:tcW w:type="dxa" w:w="6520"/>
+          </w:tcPr>
+          <w:p>
+            <w:pPr>
+              <w:keepNext/>
+            </w:pPr>
+            <w:r/>
+            <w:r>
+              <w:rPr>
+                <w:sz w:val="19"/>
+              </w:rPr>
+              <w:t>3</w:t>
+            </w:r>
+          </w:p>
+        </w:tc>
+      </w:tr>
+      <w:tr>
+        <w:trPr>
+          <w:cantSplit/>
+        </w:trPr>
+        <w:tc>
+          <w:tcPr>
+            <w:tcW w:type="dxa" w:w="2551"/>
+          </w:tcPr>
+          <w:p>
+            <w:pPr>
+              <w:keepNext/>
+            </w:pPr>
             <w:r/>
             <w:r>
               <w:rPr>
@@ -160,24 +236,31 @@
             <w:tcW w:type="dxa" w:w="6520"/>
           </w:tcPr>
           <w:p>
+            <w:pPr>
+              <w:keepNext/>
+            </w:pPr>
             <w:r/>
             <w:r>
               <w:rPr>
-                <w:b/>
-                <w:color w:val="B03A2E"/>
                 <w:sz w:val="19"/>
               </w:rPr>
-              <w:t>[Pendiente]</w:t>
+              <w:t>MSc. Freddy Luis López Barrios</w:t>
             </w:r>
           </w:p>
         </w:tc>
       </w:tr>
       <w:tr>
+        <w:trPr>
+          <w:cantSplit/>
+        </w:trPr>
         <w:tc>
           <w:tcPr>
             <w:tcW w:type="dxa" w:w="2551"/>
           </w:tcPr>
           <w:p>
+            <w:pPr>
+              <w:keepNext/>
+            </w:pPr>
             <w:r/>
             <w:r>
               <w:rPr>
@@ -192,6 +275,9 @@
             <w:tcW w:type="dxa" w:w="6520"/>
           </w:tcPr>
           <w:p>
+            <w:pPr>
+              <w:keepNext/>
+            </w:pPr>
             <w:r/>
             <w:r>
               <w:rPr>
@@ -203,11 +289,17 @@
         </w:tc>
       </w:tr>
       <w:tr>
+        <w:trPr>
+          <w:cantSplit/>
+        </w:trPr>
         <w:tc>
           <w:tcPr>
             <w:tcW w:type="dxa" w:w="2551"/>
           </w:tcPr>
           <w:p>
+            <w:pPr>
+              <w:keepNext/>
+            </w:pPr>
             <w:r/>
             <w:r>
               <w:rPr>
@@ -222,19 +314,23 @@
             <w:tcW w:type="dxa" w:w="6520"/>
           </w:tcPr>
           <w:p>
+            <w:pPr>
+              <w:keepNext/>
+            </w:pPr>
             <w:r/>
             <w:r>
               <w:rPr>
-                <w:b/>
-                <w:color w:val="B03A2E"/>
                 <w:sz w:val="19"/>
               </w:rPr>
-              <w:t>[Pendiente]</w:t>
+              <w:t>29 de octubre de 2026</w:t>
             </w:r>
           </w:p>
         </w:tc>
       </w:tr>
       <w:tr>
+        <w:trPr>
+          <w:cantSplit/>
+        </w:trPr>
         <w:tc>
           <w:tcPr>
             <w:tcW w:type="dxa" w:w="2551"/>
@@ -276,6 +372,7 @@
     </w:p>
     <w:p>
       <w:pPr>
+        <w:keepNext/>
         <w:jc w:val="both"/>
       </w:pPr>
       <w:r>
@@ -311,22 +408,25 @@
         <w:rPr>
           <w:b/>
         </w:rPr>
-        <w:t>Responsables principales del caso según Git:</w:t>
+        <w:t>Responsable principal del caso:</w:t>
       </w:r>
       <w:r>
         <w:rPr>
           <w:b w:val="0"/>
         </w:rPr>
-        <w:t xml:space="preserve"> Argonauta0 y ValcocerLopez (pendiente de confirmar por el grupo).</w:t>
+        <w:t xml:space="preserve"> Moisés Abraham Valle Alonso.</w:t>
       </w:r>
     </w:p>
     <w:p>
+      <w:pPr>
+        <w:keepNext/>
+      </w:pPr>
       <w:r>
         <w:rPr>
           <w:b/>
           <w:sz w:val="19"/>
         </w:rPr>
-        <w:t>Tabla 1. Integrantes del grupo</w:t>
+        <w:t>Tabla 1. Integrantes del grupo 3</w:t>
       </w:r>
     </w:p>
     <w:tbl>
@@ -337,16 +437,23 @@
         <w:tblLook w:firstColumn="1" w:firstRow="1" w:lastColumn="0" w:lastRow="0" w:noHBand="0" w:noVBand="1" w:val="04A0"/>
       </w:tblPr>
       <w:tblGrid>
-        <w:gridCol w:w="4703"/>
-        <w:gridCol w:w="4703"/>
+        <w:gridCol w:w="3135"/>
+        <w:gridCol w:w="3135"/>
+        <w:gridCol w:w="3135"/>
       </w:tblGrid>
       <w:tr>
+        <w:trPr>
+          <w:cantSplit/>
+        </w:trPr>
         <w:tc>
           <w:tcPr>
-            <w:tcW w:type="dxa" w:w="4535"/>
+            <w:tcW w:type="dxa" w:w="2721"/>
             <w:shd w:val="clear" w:color="auto" w:fill="1F3A5F"/>
           </w:tcPr>
           <w:p>
+            <w:pPr>
+              <w:keepNext/>
+            </w:pPr>
             <w:r/>
             <w:r>
               <w:rPr>
@@ -360,10 +467,13 @@
         </w:tc>
         <w:tc>
           <w:tcPr>
-            <w:tcW w:type="dxa" w:w="4535"/>
+            <w:tcW w:type="dxa" w:w="1928"/>
             <w:shd w:val="clear" w:color="auto" w:fill="1F3A5F"/>
           </w:tcPr>
           <w:p>
+            <w:pPr>
+              <w:keepNext/>
+            </w:pPr>
             <w:r/>
             <w:r>
               <w:rPr>
@@ -371,15 +481,220 @@
                 <w:color w:val="FFFFFF"/>
                 <w:sz w:val="19"/>
               </w:rPr>
-              <w:t>Usuario o autor en Git</w:t>
+              <w:t>Autor en Git</w:t>
+            </w:r>
+          </w:p>
+        </w:tc>
+        <w:tc>
+          <w:tcPr>
+            <w:tcW w:type="dxa" w:w="4422"/>
+            <w:shd w:val="clear" w:color="auto" w:fill="1F3A5F"/>
+          </w:tcPr>
+          <w:p>
+            <w:pPr>
+              <w:keepNext/>
+            </w:pPr>
+            <w:r/>
+            <w:r>
+              <w:rPr>
+                <w:b/>
+                <w:color w:val="FFFFFF"/>
+                <w:sz w:val="19"/>
+              </w:rPr>
+              <w:t>Responsabilidad principal</w:t>
             </w:r>
           </w:p>
         </w:tc>
       </w:tr>
       <w:tr>
+        <w:trPr>
+          <w:cantSplit/>
+        </w:trPr>
         <w:tc>
           <w:tcPr>
-            <w:tcW w:type="dxa" w:w="4535"/>
+            <w:tcW w:type="dxa" w:w="2721"/>
+          </w:tcPr>
+          <w:p>
+            <w:pPr>
+              <w:keepNext/>
+            </w:pPr>
+            <w:r/>
+            <w:r>
+              <w:rPr>
+                <w:sz w:val="19"/>
+              </w:rPr>
+              <w:t>Víctor Mateo Alcocer López</w:t>
+            </w:r>
+          </w:p>
+        </w:tc>
+        <w:tc>
+          <w:tcPr>
+            <w:tcW w:type="dxa" w:w="1928"/>
+          </w:tcPr>
+          <w:p>
+            <w:pPr>
+              <w:keepNext/>
+            </w:pPr>
+            <w:r/>
+            <w:r>
+              <w:rPr>
+                <w:sz w:val="19"/>
+              </w:rPr>
+              <w:t>ValcocerLopez</w:t>
+            </w:r>
+          </w:p>
+        </w:tc>
+        <w:tc>
+          <w:tcPr>
+            <w:tcW w:type="dxa" w:w="4422"/>
+          </w:tcPr>
+          <w:p>
+            <w:pPr>
+              <w:keepNext/>
+            </w:pPr>
+            <w:r/>
+            <w:r>
+              <w:rPr>
+                <w:sz w:val="19"/>
+              </w:rPr>
+              <w:t>Estructura del proyecto, configuración Maven, menú principal y correcciones de integración.</w:t>
+            </w:r>
+          </w:p>
+        </w:tc>
+      </w:tr>
+      <w:tr>
+        <w:trPr>
+          <w:cantSplit/>
+        </w:trPr>
+        <w:tc>
+          <w:tcPr>
+            <w:tcW w:type="dxa" w:w="2721"/>
+          </w:tcPr>
+          <w:p>
+            <w:pPr>
+              <w:keepNext/>
+            </w:pPr>
+            <w:r/>
+            <w:r>
+              <w:rPr>
+                <w:sz w:val="19"/>
+              </w:rPr>
+              <w:t>Moisés Abraham Valle Alonso</w:t>
+            </w:r>
+          </w:p>
+        </w:tc>
+        <w:tc>
+          <w:tcPr>
+            <w:tcW w:type="dxa" w:w="1928"/>
+          </w:tcPr>
+          <w:p>
+            <w:pPr>
+              <w:keepNext/>
+            </w:pPr>
+            <w:r/>
+            <w:r>
+              <w:rPr>
+                <w:sz w:val="19"/>
+              </w:rPr>
+              <w:t>Argonauta0</w:t>
+            </w:r>
+          </w:p>
+        </w:tc>
+        <w:tc>
+          <w:tcPr>
+            <w:tcW w:type="dxa" w:w="4422"/>
+          </w:tcPr>
+          <w:p>
+            <w:pPr>
+              <w:keepNext/>
+            </w:pPr>
+            <w:r/>
+            <w:r>
+              <w:rPr>
+                <w:sz w:val="19"/>
+              </w:rPr>
+              <w:t>Caso 3, Caja de ventas concurrente: vista, controlador y modelos.</w:t>
+            </w:r>
+          </w:p>
+        </w:tc>
+      </w:tr>
+      <w:tr>
+        <w:trPr>
+          <w:cantSplit/>
+        </w:trPr>
+        <w:tc>
+          <w:tcPr>
+            <w:tcW w:type="dxa" w:w="2721"/>
+          </w:tcPr>
+          <w:p>
+            <w:pPr>
+              <w:keepNext/>
+            </w:pPr>
+            <w:r/>
+            <w:r>
+              <w:rPr>
+                <w:sz w:val="19"/>
+              </w:rPr>
+              <w:t>André Marcel Guido Castrillo</w:t>
+            </w:r>
+          </w:p>
+        </w:tc>
+        <w:tc>
+          <w:tcPr>
+            <w:tcW w:type="dxa" w:w="1928"/>
+          </w:tcPr>
+          <w:p>
+            <w:pPr>
+              <w:keepNext/>
+            </w:pPr>
+            <w:r/>
+            <w:r>
+              <w:rPr>
+                <w:sz w:val="19"/>
+              </w:rPr>
+              <w:t>Andre / André Guido</w:t>
+            </w:r>
+          </w:p>
+        </w:tc>
+        <w:tc>
+          <w:tcPr>
+            <w:tcW w:type="dxa" w:w="4422"/>
+          </w:tcPr>
+          <w:p>
+            <w:pPr>
+              <w:keepNext/>
+            </w:pPr>
+            <w:r/>
+            <w:r>
+              <w:rPr>
+                <w:sz w:val="19"/>
+              </w:rPr>
+              <w:t>Caso 1, Reserva concurrente de entradas: lógica, controlador, interfaz y estilos.</w:t>
+            </w:r>
+          </w:p>
+        </w:tc>
+      </w:tr>
+      <w:tr>
+        <w:trPr>
+          <w:cantSplit/>
+        </w:trPr>
+        <w:tc>
+          <w:tcPr>
+            <w:tcW w:type="dxa" w:w="2721"/>
+          </w:tcPr>
+          <w:p>
+            <w:r/>
+            <w:r>
+              <w:rPr>
+                <w:sz w:val="19"/>
+              </w:rPr>
+              <w:t>Erving Josué Miranda Ríos</w:t>
+            </w:r>
+          </w:p>
+        </w:tc>
+        <w:tc>
+          <w:tcPr>
+            <w:tcW w:type="dxa" w:w="1928"/>
           </w:tcPr>
           <w:p>
             <w:r/>
@@ -393,7 +708,7 @@
         </w:tc>
         <w:tc>
           <w:tcPr>
-            <w:tcW w:type="dxa" w:w="4535"/>
+            <w:tcW w:type="dxa" w:w="4422"/>
           </w:tcPr>
           <w:p>
             <w:r/>
@@ -401,92 +716,13 @@
               <w:rPr>
                 <w:sz w:val="19"/>
               </w:rPr>
-              <w:t>Erving Miranda</w:t>
-            </w:r>
-          </w:p>
-        </w:tc>
-      </w:tr>
-      <w:tr>
-        <w:tc>
-          <w:tcPr>
-            <w:tcW w:type="dxa" w:w="4535"/>
-          </w:tcPr>
-          <w:p>
-            <w:r/>
-            <w:r>
-              <w:rPr>
-                <w:b/>
-                <w:color w:val="B03A2E"/>
-                <w:sz w:val="19"/>
-              </w:rPr>
-              <w:t>[Pendiente: nombre completo]</w:t>
-            </w:r>
-          </w:p>
-        </w:tc>
-        <w:tc>
-          <w:tcPr>
-            <w:tcW w:type="dxa" w:w="4535"/>
-          </w:tcPr>
-          <w:p>
-            <w:r/>
-            <w:r>
-              <w:rPr>
-                <w:b/>
-                <w:color w:val="B03A2E"/>
-                <w:sz w:val="19"/>
-              </w:rPr>
-              <w:t>[Pendiente]</w:t>
-            </w:r>
-          </w:p>
-        </w:tc>
-      </w:tr>
-      <w:tr>
-        <w:tc>
-          <w:tcPr>
-            <w:tcW w:type="dxa" w:w="4535"/>
-          </w:tcPr>
-          <w:p>
-            <w:r/>
-            <w:r>
-              <w:rPr>
-                <w:b/>
-                <w:color w:val="B03A2E"/>
-                <w:sz w:val="19"/>
-              </w:rPr>
-              <w:t>[Pendiente: nombre completo]</w:t>
-            </w:r>
-          </w:p>
-        </w:tc>
-        <w:tc>
-          <w:tcPr>
-            <w:tcW w:type="dxa" w:w="4535"/>
-          </w:tcPr>
-          <w:p>
-            <w:r/>
-            <w:r>
-              <w:rPr>
-                <w:b/>
-                <w:color w:val="B03A2E"/>
-                <w:sz w:val="19"/>
-              </w:rPr>
-              <w:t>[Pendiente]</w:t>
+              <w:t>Caso 2, Procesamiento de pedidos con cancelación; integración y pruebas.</w:t>
             </w:r>
           </w:p>
         </w:tc>
       </w:tr>
     </w:tbl>
     <w:p/>
-    <w:p>
-      <w:pPr>
-        <w:jc w:val="both"/>
-      </w:pPr>
-      <w:r>
-        <w:rPr>
-          <w:b w:val="0"/>
-        </w:rPr>
-        <w:t>En el historial del repositorio aparecen cuatro autores: Erving Miranda, Andre / André Guido, ValcocerLopez (Victor Mateo Alcocer López) y Argonauta0. La guía indica grupos de tres integrantes, por lo que la lista oficial debe confirmarse antes de la entrega.</w:t>
-      </w:r>
-    </w:p>
     <w:p>
       <w:pPr>
         <w:pStyle w:val="Heading1"/>
@@ -684,12 +920,16 @@
     <w:p>
       <w:pPr>
         <w:pStyle w:val="Heading1"/>
+        <w:keepNext/>
       </w:pPr>
       <w:r>
         <w:t>4. Resultados esperados y obtenidos</w:t>
       </w:r>
     </w:p>
     <w:p>
+      <w:pPr>
+        <w:keepNext/>
+      </w:pPr>
       <w:r>
         <w:rPr>
           <w:b/>
@@ -714,12 +954,18 @@
         <w:gridCol w:w="1568"/>
       </w:tblGrid>
       <w:tr>
+        <w:trPr>
+          <w:cantSplit/>
+        </w:trPr>
         <w:tc>
           <w:tcPr>
             <w:tcW w:type="dxa" w:w="1568"/>
             <w:shd w:val="clear" w:color="auto" w:fill="1F3A5F"/>
           </w:tcPr>
           <w:p>
+            <w:pPr>
+              <w:keepNext/>
+            </w:pPr>
             <w:r/>
             <w:r>
               <w:rPr>
@@ -737,6 +983,9 @@
             <w:shd w:val="clear" w:color="auto" w:fill="1F3A5F"/>
           </w:tcPr>
           <w:p>
+            <w:pPr>
+              <w:keepNext/>
+            </w:pPr>
             <w:r/>
             <w:r>
               <w:rPr>
@@ -754,6 +1003,9 @@
             <w:shd w:val="clear" w:color="auto" w:fill="1F3A5F"/>
           </w:tcPr>
           <w:p>
+            <w:pPr>
+              <w:keepNext/>
+            </w:pPr>
             <w:r/>
             <w:r>
               <w:rPr>
@@ -771,6 +1023,9 @@
             <w:shd w:val="clear" w:color="auto" w:fill="1F3A5F"/>
           </w:tcPr>
           <w:p>
+            <w:pPr>
+              <w:keepNext/>
+            </w:pPr>
             <w:r/>
             <w:r>
               <w:rPr>
@@ -788,6 +1043,9 @@
             <w:shd w:val="clear" w:color="auto" w:fill="1F3A5F"/>
           </w:tcPr>
           <w:p>
+            <w:pPr>
+              <w:keepNext/>
+            </w:pPr>
             <w:r/>
             <w:r>
               <w:rPr>
@@ -805,6 +1063,9 @@
             <w:shd w:val="clear" w:color="auto" w:fill="1F3A5F"/>
           </w:tcPr>
           <w:p>
+            <w:pPr>
+              <w:keepNext/>
+            </w:pPr>
             <w:r/>
             <w:r>
               <w:rPr>
@@ -818,11 +1079,17 @@
         </w:tc>
       </w:tr>
       <w:tr>
+        <w:trPr>
+          <w:cantSplit/>
+        </w:trPr>
         <w:tc>
           <w:tcPr>
             <w:tcW w:type="dxa" w:w="1568"/>
           </w:tcPr>
           <w:p>
+            <w:pPr>
+              <w:keepNext/>
+            </w:pPr>
             <w:r/>
             <w:r>
               <w:rPr>
@@ -837,6 +1104,9 @@
             <w:tcW w:type="dxa" w:w="1568"/>
           </w:tcPr>
           <w:p>
+            <w:pPr>
+              <w:keepNext/>
+            </w:pPr>
             <w:r/>
             <w:r>
               <w:rPr>
@@ -851,6 +1121,9 @@
             <w:tcW w:type="dxa" w:w="1568"/>
           </w:tcPr>
           <w:p>
+            <w:pPr>
+              <w:keepNext/>
+            </w:pPr>
             <w:r/>
             <w:r>
               <w:rPr>
@@ -865,6 +1138,9 @@
             <w:tcW w:type="dxa" w:w="1568"/>
           </w:tcPr>
           <w:p>
+            <w:pPr>
+              <w:keepNext/>
+            </w:pPr>
             <w:r/>
             <w:r>
               <w:rPr>
@@ -879,6 +1155,9 @@
             <w:tcW w:type="dxa" w:w="1568"/>
           </w:tcPr>
           <w:p>
+            <w:pPr>
+              <w:keepNext/>
+            </w:pPr>
             <w:r/>
             <w:r>
               <w:rPr>
@@ -893,6 +1172,9 @@
             <w:tcW w:type="dxa" w:w="1568"/>
           </w:tcPr>
           <w:p>
+            <w:pPr>
+              <w:keepNext/>
+            </w:pPr>
             <w:r/>
             <w:r>
               <w:rPr>
@@ -904,11 +1186,17 @@
         </w:tc>
       </w:tr>
       <w:tr>
+        <w:trPr>
+          <w:cantSplit/>
+        </w:trPr>
         <w:tc>
           <w:tcPr>
             <w:tcW w:type="dxa" w:w="1568"/>
           </w:tcPr>
           <w:p>
+            <w:pPr>
+              <w:keepNext/>
+            </w:pPr>
             <w:r/>
             <w:r>
               <w:rPr>
@@ -923,6 +1211,9 @@
             <w:tcW w:type="dxa" w:w="1568"/>
           </w:tcPr>
           <w:p>
+            <w:pPr>
+              <w:keepNext/>
+            </w:pPr>
             <w:r/>
             <w:r>
               <w:rPr>
@@ -937,6 +1228,9 @@
             <w:tcW w:type="dxa" w:w="1568"/>
           </w:tcPr>
           <w:p>
+            <w:pPr>
+              <w:keepNext/>
+            </w:pPr>
             <w:r/>
             <w:r>
               <w:rPr>
@@ -951,6 +1245,9 @@
             <w:tcW w:type="dxa" w:w="1568"/>
           </w:tcPr>
           <w:p>
+            <w:pPr>
+              <w:keepNext/>
+            </w:pPr>
             <w:r/>
             <w:r>
               <w:rPr>
@@ -965,6 +1262,9 @@
             <w:tcW w:type="dxa" w:w="1568"/>
           </w:tcPr>
           <w:p>
+            <w:pPr>
+              <w:keepNext/>
+            </w:pPr>
             <w:r/>
             <w:r>
               <w:rPr>
@@ -979,6 +1279,9 @@
             <w:tcW w:type="dxa" w:w="1568"/>
           </w:tcPr>
           <w:p>
+            <w:pPr>
+              <w:keepNext/>
+            </w:pPr>
             <w:r/>
             <w:r>
               <w:rPr>
@@ -990,11 +1293,17 @@
         </w:tc>
       </w:tr>
       <w:tr>
+        <w:trPr>
+          <w:cantSplit/>
+        </w:trPr>
         <w:tc>
           <w:tcPr>
             <w:tcW w:type="dxa" w:w="1568"/>
           </w:tcPr>
           <w:p>
+            <w:pPr>
+              <w:keepNext/>
+            </w:pPr>
             <w:r/>
             <w:r>
               <w:rPr>
@@ -1009,6 +1318,9 @@
             <w:tcW w:type="dxa" w:w="1568"/>
           </w:tcPr>
           <w:p>
+            <w:pPr>
+              <w:keepNext/>
+            </w:pPr>
             <w:r/>
             <w:r>
               <w:rPr>
@@ -1023,6 +1335,9 @@
             <w:tcW w:type="dxa" w:w="1568"/>
           </w:tcPr>
           <w:p>
+            <w:pPr>
+              <w:keepNext/>
+            </w:pPr>
             <w:r/>
             <w:r>
               <w:rPr>
@@ -1037,6 +1352,9 @@
             <w:tcW w:type="dxa" w:w="1568"/>
           </w:tcPr>
           <w:p>
+            <w:pPr>
+              <w:keepNext/>
+            </w:pPr>
             <w:r/>
             <w:r>
               <w:rPr>
@@ -1051,6 +1369,9 @@
             <w:tcW w:type="dxa" w:w="1568"/>
           </w:tcPr>
           <w:p>
+            <w:pPr>
+              <w:keepNext/>
+            </w:pPr>
             <w:r/>
             <w:r>
               <w:rPr>
@@ -1065,6 +1386,9 @@
             <w:tcW w:type="dxa" w:w="1568"/>
           </w:tcPr>
           <w:p>
+            <w:pPr>
+              <w:keepNext/>
+            </w:pPr>
             <w:r/>
             <w:r>
               <w:rPr>
@@ -1076,11 +1400,17 @@
         </w:tc>
       </w:tr>
       <w:tr>
+        <w:trPr>
+          <w:cantSplit/>
+        </w:trPr>
         <w:tc>
           <w:tcPr>
             <w:tcW w:type="dxa" w:w="1568"/>
           </w:tcPr>
           <w:p>
+            <w:pPr>
+              <w:keepNext/>
+            </w:pPr>
             <w:r/>
             <w:r>
               <w:rPr>
@@ -1095,6 +1425,9 @@
             <w:tcW w:type="dxa" w:w="1568"/>
           </w:tcPr>
           <w:p>
+            <w:pPr>
+              <w:keepNext/>
+            </w:pPr>
             <w:r/>
             <w:r>
               <w:rPr>
@@ -1109,6 +1442,9 @@
             <w:tcW w:type="dxa" w:w="1568"/>
           </w:tcPr>
           <w:p>
+            <w:pPr>
+              <w:keepNext/>
+            </w:pPr>
             <w:r/>
             <w:r>
               <w:rPr>
@@ -1123,6 +1459,9 @@
             <w:tcW w:type="dxa" w:w="1568"/>
           </w:tcPr>
           <w:p>
+            <w:pPr>
+              <w:keepNext/>
+            </w:pPr>
             <w:r/>
             <w:r>
               <w:rPr>
@@ -1137,6 +1476,9 @@
             <w:tcW w:type="dxa" w:w="1568"/>
           </w:tcPr>
           <w:p>
+            <w:pPr>
+              <w:keepNext/>
+            </w:pPr>
             <w:r/>
             <w:r>
               <w:rPr>
@@ -1151,6 +1493,9 @@
             <w:tcW w:type="dxa" w:w="1568"/>
           </w:tcPr>
           <w:p>
+            <w:pPr>
+              <w:keepNext/>
+            </w:pPr>
             <w:r/>
             <w:r>
               <w:rPr>
@@ -1162,11 +1507,17 @@
         </w:tc>
       </w:tr>
       <w:tr>
+        <w:trPr>
+          <w:cantSplit/>
+        </w:trPr>
         <w:tc>
           <w:tcPr>
             <w:tcW w:type="dxa" w:w="1568"/>
           </w:tcPr>
           <w:p>
+            <w:pPr>
+              <w:keepNext/>
+            </w:pPr>
             <w:r/>
             <w:r>
               <w:rPr>
@@ -1181,6 +1532,9 @@
             <w:tcW w:type="dxa" w:w="1568"/>
           </w:tcPr>
           <w:p>
+            <w:pPr>
+              <w:keepNext/>
+            </w:pPr>
             <w:r/>
             <w:r>
               <w:rPr>
@@ -1195,6 +1549,9 @@
             <w:tcW w:type="dxa" w:w="1568"/>
           </w:tcPr>
           <w:p>
+            <w:pPr>
+              <w:keepNext/>
+            </w:pPr>
             <w:r/>
             <w:r>
               <w:rPr>
@@ -1209,6 +1566,9 @@
             <w:tcW w:type="dxa" w:w="1568"/>
           </w:tcPr>
           <w:p>
+            <w:pPr>
+              <w:keepNext/>
+            </w:pPr>
             <w:r/>
             <w:r>
               <w:rPr>
@@ -1223,6 +1583,9 @@
             <w:tcW w:type="dxa" w:w="1568"/>
           </w:tcPr>
           <w:p>
+            <w:pPr>
+              <w:keepNext/>
+            </w:pPr>
             <w:r/>
             <w:r>
               <w:rPr>
@@ -1237,6 +1600,9 @@
             <w:tcW w:type="dxa" w:w="1568"/>
           </w:tcPr>
           <w:p>
+            <w:pPr>
+              <w:keepNext/>
+            </w:pPr>
             <w:r/>
             <w:r>
               <w:rPr>
@@ -1248,11 +1614,17 @@
         </w:tc>
       </w:tr>
       <w:tr>
+        <w:trPr>
+          <w:cantSplit/>
+        </w:trPr>
         <w:tc>
           <w:tcPr>
             <w:tcW w:type="dxa" w:w="1568"/>
           </w:tcPr>
           <w:p>
+            <w:pPr>
+              <w:keepNext/>
+            </w:pPr>
             <w:r/>
             <w:r>
               <w:rPr>
@@ -1267,6 +1639,9 @@
             <w:tcW w:type="dxa" w:w="1568"/>
           </w:tcPr>
           <w:p>
+            <w:pPr>
+              <w:keepNext/>
+            </w:pPr>
             <w:r/>
             <w:r>
               <w:rPr>
@@ -1281,6 +1656,9 @@
             <w:tcW w:type="dxa" w:w="1568"/>
           </w:tcPr>
           <w:p>
+            <w:pPr>
+              <w:keepNext/>
+            </w:pPr>
             <w:r/>
             <w:r>
               <w:rPr>
@@ -1295,6 +1673,9 @@
             <w:tcW w:type="dxa" w:w="1568"/>
           </w:tcPr>
           <w:p>
+            <w:pPr>
+              <w:keepNext/>
+            </w:pPr>
             <w:r/>
             <w:r>
               <w:rPr>
@@ -1309,6 +1690,9 @@
             <w:tcW w:type="dxa" w:w="1568"/>
           </w:tcPr>
           <w:p>
+            <w:pPr>
+              <w:keepNext/>
+            </w:pPr>
             <w:r/>
             <w:r>
               <w:rPr>
@@ -1323,6 +1707,9 @@
             <w:tcW w:type="dxa" w:w="1568"/>
           </w:tcPr>
           <w:p>
+            <w:pPr>
+              <w:keepNext/>
+            </w:pPr>
             <w:r/>
             <w:r>
               <w:rPr>
@@ -1334,11 +1721,17 @@
         </w:tc>
       </w:tr>
       <w:tr>
+        <w:trPr>
+          <w:cantSplit/>
+        </w:trPr>
         <w:tc>
           <w:tcPr>
             <w:tcW w:type="dxa" w:w="1568"/>
           </w:tcPr>
           <w:p>
+            <w:pPr>
+              <w:keepNext/>
+            </w:pPr>
             <w:r/>
             <w:r>
               <w:rPr>
@@ -1353,6 +1746,9 @@
             <w:tcW w:type="dxa" w:w="1568"/>
           </w:tcPr>
           <w:p>
+            <w:pPr>
+              <w:keepNext/>
+            </w:pPr>
             <w:r/>
             <w:r>
               <w:rPr>
@@ -1367,6 +1763,9 @@
             <w:tcW w:type="dxa" w:w="1568"/>
           </w:tcPr>
           <w:p>
+            <w:pPr>
+              <w:keepNext/>
+            </w:pPr>
             <w:r/>
             <w:r>
               <w:rPr>
@@ -1381,6 +1780,9 @@
             <w:tcW w:type="dxa" w:w="1568"/>
           </w:tcPr>
           <w:p>
+            <w:pPr>
+              <w:keepNext/>
+            </w:pPr>
             <w:r/>
             <w:r>
               <w:rPr>
@@ -1395,6 +1797,9 @@
             <w:tcW w:type="dxa" w:w="1568"/>
           </w:tcPr>
           <w:p>
+            <w:pPr>
+              <w:keepNext/>
+            </w:pPr>
             <w:r/>
             <w:r>
               <w:rPr>
@@ -1409,6 +1814,9 @@
             <w:tcW w:type="dxa" w:w="1568"/>
           </w:tcPr>
           <w:p>
+            <w:pPr>
+              <w:keepNext/>
+            </w:pPr>
             <w:r/>
             <w:r>
               <w:rPr>
@@ -1420,6 +1828,9 @@
         </w:tc>
       </w:tr>
       <w:tr>
+        <w:trPr>
+          <w:cantSplit/>
+        </w:trPr>
         <w:tc>
           <w:tcPr>
             <w:tcW w:type="dxa" w:w="1568"/>
@@ -1508,6 +1919,9 @@
     </w:tbl>
     <w:p/>
     <w:p>
+      <w:pPr>
+        <w:keepNext/>
+      </w:pPr>
       <w:r>
         <w:rPr>
           <w:b/>
@@ -1530,12 +1944,18 @@
         <w:gridCol w:w="2351"/>
       </w:tblGrid>
       <w:tr>
+        <w:trPr>
+          <w:cantSplit/>
+        </w:trPr>
         <w:tc>
           <w:tcPr>
             <w:tcW w:type="dxa" w:w="1871"/>
             <w:shd w:val="clear" w:color="auto" w:fill="1F3A5F"/>
           </w:tcPr>
           <w:p>
+            <w:pPr>
+              <w:keepNext/>
+            </w:pPr>
             <w:r/>
             <w:r>
               <w:rPr>
@@ -1553,6 +1973,9 @@
             <w:shd w:val="clear" w:color="auto" w:fill="1F3A5F"/>
           </w:tcPr>
           <w:p>
+            <w:pPr>
+              <w:keepNext/>
+            </w:pPr>
             <w:r/>
             <w:r>
               <w:rPr>
@@ -1570,6 +1993,9 @@
             <w:shd w:val="clear" w:color="auto" w:fill="1F3A5F"/>
           </w:tcPr>
           <w:p>
+            <w:pPr>
+              <w:keepNext/>
+            </w:pPr>
             <w:r/>
             <w:r>
               <w:rPr>
@@ -1587,6 +2013,9 @@
             <w:shd w:val="clear" w:color="auto" w:fill="1F3A5F"/>
           </w:tcPr>
           <w:p>
+            <w:pPr>
+              <w:keepNext/>
+            </w:pPr>
             <w:r/>
             <w:r>
               <w:rPr>
@@ -1600,11 +2029,17 @@
         </w:tc>
       </w:tr>
       <w:tr>
+        <w:trPr>
+          <w:cantSplit/>
+        </w:trPr>
         <w:tc>
           <w:tcPr>
             <w:tcW w:type="dxa" w:w="1871"/>
           </w:tcPr>
           <w:p>
+            <w:pPr>
+              <w:keepNext/>
+            </w:pPr>
             <w:r/>
             <w:r>
               <w:rPr>
@@ -1619,6 +2054,9 @@
             <w:tcW w:type="dxa" w:w="2381"/>
           </w:tcPr>
           <w:p>
+            <w:pPr>
+              <w:keepNext/>
+            </w:pPr>
             <w:r/>
             <w:r>
               <w:rPr>
@@ -1633,6 +2071,9 @@
             <w:tcW w:type="dxa" w:w="3685"/>
           </w:tcPr>
           <w:p>
+            <w:pPr>
+              <w:keepNext/>
+            </w:pPr>
             <w:r/>
             <w:r>
               <w:rPr>
@@ -1647,6 +2088,9 @@
             <w:tcW w:type="dxa" w:w="1134"/>
           </w:tcPr>
           <w:p>
+            <w:pPr>
+              <w:keepNext/>
+            </w:pPr>
             <w:r/>
             <w:r>
               <w:rPr>
@@ -1658,11 +2102,17 @@
         </w:tc>
       </w:tr>
       <w:tr>
+        <w:trPr>
+          <w:cantSplit/>
+        </w:trPr>
         <w:tc>
           <w:tcPr>
             <w:tcW w:type="dxa" w:w="1871"/>
           </w:tcPr>
           <w:p>
+            <w:pPr>
+              <w:keepNext/>
+            </w:pPr>
             <w:r/>
             <w:r>
               <w:rPr>
@@ -1677,6 +2127,9 @@
             <w:tcW w:type="dxa" w:w="2381"/>
           </w:tcPr>
           <w:p>
+            <w:pPr>
+              <w:keepNext/>
+            </w:pPr>
             <w:r/>
             <w:r>
               <w:rPr>
@@ -1691,6 +2144,9 @@
             <w:tcW w:type="dxa" w:w="3685"/>
           </w:tcPr>
           <w:p>
+            <w:pPr>
+              <w:keepNext/>
+            </w:pPr>
             <w:r/>
             <w:r>
               <w:rPr>
@@ -1705,6 +2161,9 @@
             <w:tcW w:type="dxa" w:w="1134"/>
           </w:tcPr>
           <w:p>
+            <w:pPr>
+              <w:keepNext/>
+            </w:pPr>
             <w:r/>
             <w:r>
               <w:rPr>
@@ -1716,11 +2175,17 @@
         </w:tc>
       </w:tr>
       <w:tr>
+        <w:trPr>
+          <w:cantSplit/>
+        </w:trPr>
         <w:tc>
           <w:tcPr>
             <w:tcW w:type="dxa" w:w="1871"/>
           </w:tcPr>
           <w:p>
+            <w:pPr>
+              <w:keepNext/>
+            </w:pPr>
             <w:r/>
             <w:r>
               <w:rPr>
@@ -1735,6 +2200,9 @@
             <w:tcW w:type="dxa" w:w="2381"/>
           </w:tcPr>
           <w:p>
+            <w:pPr>
+              <w:keepNext/>
+            </w:pPr>
             <w:r/>
             <w:r>
               <w:rPr>
@@ -1749,6 +2217,9 @@
             <w:tcW w:type="dxa" w:w="3685"/>
           </w:tcPr>
           <w:p>
+            <w:pPr>
+              <w:keepNext/>
+            </w:pPr>
             <w:r/>
             <w:r>
               <w:rPr>
@@ -1763,6 +2234,9 @@
             <w:tcW w:type="dxa" w:w="1134"/>
           </w:tcPr>
           <w:p>
+            <w:pPr>
+              <w:keepNext/>
+            </w:pPr>
             <w:r/>
             <w:r>
               <w:rPr>
@@ -1774,11 +2248,17 @@
         </w:tc>
       </w:tr>
       <w:tr>
+        <w:trPr>
+          <w:cantSplit/>
+        </w:trPr>
         <w:tc>
           <w:tcPr>
             <w:tcW w:type="dxa" w:w="1871"/>
           </w:tcPr>
           <w:p>
+            <w:pPr>
+              <w:keepNext/>
+            </w:pPr>
             <w:r/>
             <w:r>
               <w:rPr>
@@ -1793,6 +2273,9 @@
             <w:tcW w:type="dxa" w:w="2381"/>
           </w:tcPr>
           <w:p>
+            <w:pPr>
+              <w:keepNext/>
+            </w:pPr>
             <w:r/>
             <w:r>
               <w:rPr>
@@ -1807,6 +2290,9 @@
             <w:tcW w:type="dxa" w:w="3685"/>
           </w:tcPr>
           <w:p>
+            <w:pPr>
+              <w:keepNext/>
+            </w:pPr>
             <w:r/>
             <w:r>
               <w:rPr>
@@ -1821,6 +2307,9 @@
             <w:tcW w:type="dxa" w:w="1134"/>
           </w:tcPr>
           <w:p>
+            <w:pPr>
+              <w:keepNext/>
+            </w:pPr>
             <w:r/>
             <w:r>
               <w:rPr>
@@ -1832,6 +2321,9 @@
         </w:tc>
       </w:tr>
       <w:tr>
+        <w:trPr>
+          <w:cantSplit/>
+        </w:trPr>
         <w:tc>
           <w:tcPr>
             <w:tcW w:type="dxa" w:w="1871"/>
@@ -2451,16 +2943,20 @@
     </w:p>
     <w:p>
       <w:pPr>
+        <w:keepNext/>
         <w:jc w:val="both"/>
       </w:pPr>
       <w:r>
         <w:rPr>
           <w:b w:val="0"/>
         </w:rPr>
-        <w:t>La siguiente tabla resume los aportes que pueden comprobarse en el historial de Git del repositorio. La distribución oficial de responsabilidades (interfaz, lógica concurrente, pruebas y documentación) debe ser confirmada por el grupo.</w:t>
+        <w:t>La primera tabla resume los aportes que pueden comprobarse en el historial de Git del repositorio. La segunda distingue al responsable principal de este caso de las contribuciones generales al proyecto.</w:t>
       </w:r>
     </w:p>
     <w:p>
+      <w:pPr>
+        <w:keepNext/>
+      </w:pPr>
       <w:r>
         <w:rPr>
           <w:b/>
@@ -2481,12 +2977,18 @@
         <w:gridCol w:w="4703"/>
       </w:tblGrid>
       <w:tr>
+        <w:trPr>
+          <w:cantSplit/>
+        </w:trPr>
         <w:tc>
           <w:tcPr>
             <w:tcW w:type="dxa" w:w="2268"/>
             <w:shd w:val="clear" w:color="auto" w:fill="1F3A5F"/>
           </w:tcPr>
           <w:p>
+            <w:pPr>
+              <w:keepNext/>
+            </w:pPr>
             <w:r/>
             <w:r>
               <w:rPr>
@@ -2504,6 +3006,9 @@
             <w:shd w:val="clear" w:color="auto" w:fill="1F3A5F"/>
           </w:tcPr>
           <w:p>
+            <w:pPr>
+              <w:keepNext/>
+            </w:pPr>
             <w:r/>
             <w:r>
               <w:rPr>
@@ -2517,6 +3022,126 @@
         </w:tc>
       </w:tr>
       <w:tr>
+        <w:trPr>
+          <w:cantSplit/>
+        </w:trPr>
+        <w:tc>
+          <w:tcPr>
+            <w:tcW w:type="dxa" w:w="2268"/>
+          </w:tcPr>
+          <w:p>
+            <w:pPr>
+              <w:keepNext/>
+            </w:pPr>
+            <w:r/>
+            <w:r>
+              <w:rPr>
+                <w:sz w:val="19"/>
+              </w:rPr>
+              <w:t>Víctor Mateo Alcocer López (ValcocerLopez)</w:t>
+            </w:r>
+          </w:p>
+        </w:tc>
+        <w:tc>
+          <w:tcPr>
+            <w:tcW w:type="dxa" w:w="6803"/>
+          </w:tcPr>
+          <w:p>
+            <w:pPr>
+              <w:keepNext/>
+            </w:pPr>
+            <w:r/>
+            <w:r>
+              <w:rPr>
+                <w:sz w:val="19"/>
+              </w:rPr>
+              <w:t>Estructura inicial del monorepo, menú principal, corrección de los pom.xml y del controlador de la caja; fusión de la solicitud #1 (Reserva_Concurrente).</w:t>
+            </w:r>
+          </w:p>
+        </w:tc>
+      </w:tr>
+      <w:tr>
+        <w:trPr>
+          <w:cantSplit/>
+        </w:trPr>
+        <w:tc>
+          <w:tcPr>
+            <w:tcW w:type="dxa" w:w="2268"/>
+          </w:tcPr>
+          <w:p>
+            <w:pPr>
+              <w:keepNext/>
+            </w:pPr>
+            <w:r/>
+            <w:r>
+              <w:rPr>
+                <w:sz w:val="19"/>
+              </w:rPr>
+              <w:t>André Marcel Guido Castrillo (Andre)</w:t>
+            </w:r>
+          </w:p>
+        </w:tc>
+        <w:tc>
+          <w:tcPr>
+            <w:tcW w:type="dxa" w:w="6803"/>
+          </w:tcPr>
+          <w:p>
+            <w:pPr>
+              <w:keepNext/>
+            </w:pPr>
+            <w:r/>
+            <w:r>
+              <w:rPr>
+                <w:sz w:val="19"/>
+              </w:rPr>
+              <w:t>Caso 1: vista reserva-view.fxml, hojas de estilo, clases Inventario, AgenteReserva y ReservaController; fusión de la solicitud #2 (caja_pedidos).</w:t>
+            </w:r>
+          </w:p>
+        </w:tc>
+      </w:tr>
+      <w:tr>
+        <w:trPr>
+          <w:cantSplit/>
+        </w:trPr>
+        <w:tc>
+          <w:tcPr>
+            <w:tcW w:type="dxa" w:w="2268"/>
+          </w:tcPr>
+          <w:p>
+            <w:pPr>
+              <w:keepNext/>
+            </w:pPr>
+            <w:r/>
+            <w:r>
+              <w:rPr>
+                <w:sz w:val="19"/>
+              </w:rPr>
+              <w:t>Moisés Abraham Valle Alonso (Argonauta0)</w:t>
+            </w:r>
+          </w:p>
+        </w:tc>
+        <w:tc>
+          <w:tcPr>
+            <w:tcW w:type="dxa" w:w="6803"/>
+          </w:tcPr>
+          <w:p>
+            <w:pPr>
+              <w:keepNext/>
+            </w:pPr>
+            <w:r/>
+            <w:r>
+              <w:rPr>
+                <w:sz w:val="19"/>
+              </w:rPr>
+              <w:t>Caso 3: vista caja-ventas-view.fxml, CajaVentasController, CajaVentasApplication, modelos CajaCompartida y ProcesadorVentasTask, Launcher y comentarios.</w:t>
+            </w:r>
+          </w:p>
+        </w:tc>
+      </w:tr>
+      <w:tr>
+        <w:trPr>
+          <w:cantSplit/>
+        </w:trPr>
         <w:tc>
           <w:tcPr>
             <w:tcW w:type="dxa" w:w="2268"/>
@@ -2527,7 +3152,7 @@
               <w:rPr>
                 <w:sz w:val="19"/>
               </w:rPr>
-              <w:t>ValcocerLopez</w:t>
+              <w:t>Erving Josué Miranda Ríos (Erving Miranda)</w:t>
             </w:r>
           </w:p>
         </w:tc>
@@ -2541,97 +3166,7 @@
               <w:rPr>
                 <w:sz w:val="19"/>
               </w:rPr>
-              <w:t>Estructura inicial del monorepo, menú principal, corrección de los pom.xml y del controlador de la caja; fusión de la solicitud #1 (Reserva_Concurrente).</w:t>
-            </w:r>
-          </w:p>
-        </w:tc>
-      </w:tr>
-      <w:tr>
-        <w:tc>
-          <w:tcPr>
-            <w:tcW w:type="dxa" w:w="2268"/>
-          </w:tcPr>
-          <w:p>
-            <w:r/>
-            <w:r>
-              <w:rPr>
-                <w:sz w:val="19"/>
-              </w:rPr>
-              <w:t>Andre / André Guido</w:t>
-            </w:r>
-          </w:p>
-        </w:tc>
-        <w:tc>
-          <w:tcPr>
-            <w:tcW w:type="dxa" w:w="6803"/>
-          </w:tcPr>
-          <w:p>
-            <w:r/>
-            <w:r>
-              <w:rPr>
-                <w:sz w:val="19"/>
-              </w:rPr>
-              <w:t>Caso 1: vista reserva-view.fxml, hojas de estilo, clases Inventario, AgenteReserva y ReservaController; fusión de la solicitud #2 (caja_pedidos).</w:t>
-            </w:r>
-          </w:p>
-        </w:tc>
-      </w:tr>
-      <w:tr>
-        <w:tc>
-          <w:tcPr>
-            <w:tcW w:type="dxa" w:w="2268"/>
-          </w:tcPr>
-          <w:p>
-            <w:r/>
-            <w:r>
-              <w:rPr>
-                <w:sz w:val="19"/>
-              </w:rPr>
-              <w:t>Argonauta0</w:t>
-            </w:r>
-          </w:p>
-        </w:tc>
-        <w:tc>
-          <w:tcPr>
-            <w:tcW w:type="dxa" w:w="6803"/>
-          </w:tcPr>
-          <w:p>
-            <w:r/>
-            <w:r>
-              <w:rPr>
-                <w:sz w:val="19"/>
-              </w:rPr>
-              <w:t>Caso 3: vista caja-ventas-view.fxml, CajaVentasController, CajaVentasApplication, modelos CajaCompartida y ProcesadorVentasTask, Launcher y comentarios.</w:t>
-            </w:r>
-          </w:p>
-        </w:tc>
-      </w:tr>
-      <w:tr>
-        <w:tc>
-          <w:tcPr>
-            <w:tcW w:type="dxa" w:w="2268"/>
-          </w:tcPr>
-          <w:p>
-            <w:r/>
-            <w:r>
-              <w:rPr>
-                <w:sz w:val="19"/>
-              </w:rPr>
-              <w:t>Erving Miranda</w:t>
-            </w:r>
-          </w:p>
-        </w:tc>
-        <w:tc>
-          <w:tcPr>
-            <w:tcW w:type="dxa" w:w="6803"/>
-          </w:tcPr>
-          <w:p>
-            <w:r/>
-            <w:r>
-              <w:rPr>
-                <w:sz w:val="19"/>
-              </w:rPr>
-              <w:t>Caso 2: PedidosController, ProcesadorPedidos, PedidosApplication, vista pedidos-view.fxml y pruebas JUnit; revisión final del conjunto, README e informes.</w:t>
+              <w:t>Caso 2: PedidosController, ProcesadorPedidos, PedidosApplication, vista pedidos-view.fxml y pruebas JUnit; integración con master, revisión final del conjunto, README e informes.</w:t>
             </w:r>
           </w:p>
         </w:tc>
@@ -2639,12 +3174,15 @@
     </w:tbl>
     <w:p/>
     <w:p>
+      <w:pPr>
+        <w:keepNext/>
+      </w:pPr>
       <w:r>
         <w:rPr>
           <w:b/>
           <w:sz w:val="19"/>
         </w:rPr>
-        <w:t>Tabla 5. Responsabilidades declaradas por el grupo</w:t>
+        <w:t>Tabla 5. Distribución de responsabilidades en este caso</w:t>
       </w:r>
     </w:p>
     <w:tbl>
@@ -2655,16 +3193,23 @@
         <w:tblLook w:firstColumn="1" w:firstRow="1" w:lastColumn="0" w:lastRow="0" w:noHBand="0" w:noVBand="1" w:val="04A0"/>
       </w:tblPr>
       <w:tblGrid>
-        <w:gridCol w:w="4703"/>
-        <w:gridCol w:w="4703"/>
+        <w:gridCol w:w="3135"/>
+        <w:gridCol w:w="3135"/>
+        <w:gridCol w:w="3135"/>
       </w:tblGrid>
       <w:tr>
+        <w:trPr>
+          <w:cantSplit/>
+        </w:trPr>
         <w:tc>
           <w:tcPr>
-            <w:tcW w:type="dxa" w:w="2835"/>
+            <w:tcW w:type="dxa" w:w="2551"/>
             <w:shd w:val="clear" w:color="auto" w:fill="1F3A5F"/>
           </w:tcPr>
           <w:p>
+            <w:pPr>
+              <w:keepNext/>
+            </w:pPr>
             <w:r/>
             <w:r>
               <w:rPr>
@@ -2678,10 +3223,13 @@
         </w:tc>
         <w:tc>
           <w:tcPr>
-            <w:tcW w:type="dxa" w:w="6236"/>
+            <w:tcW w:type="dxa" w:w="1984"/>
             <w:shd w:val="clear" w:color="auto" w:fill="1F3A5F"/>
           </w:tcPr>
           <w:p>
+            <w:pPr>
+              <w:keepNext/>
+            </w:pPr>
             <w:r/>
             <w:r>
               <w:rPr>
@@ -2689,49 +3237,206 @@
                 <w:color w:val="FFFFFF"/>
                 <w:sz w:val="19"/>
               </w:rPr>
-              <w:t>Responsabilidad en este caso</w:t>
+              <w:t>Rol</w:t>
+            </w:r>
+          </w:p>
+        </w:tc>
+        <w:tc>
+          <w:tcPr>
+            <w:tcW w:type="dxa" w:w="4535"/>
+            <w:shd w:val="clear" w:color="auto" w:fill="1F3A5F"/>
+          </w:tcPr>
+          <w:p>
+            <w:pPr>
+              <w:keepNext/>
+            </w:pPr>
+            <w:r/>
+            <w:r>
+              <w:rPr>
+                <w:b/>
+                <w:color w:val="FFFFFF"/>
+                <w:sz w:val="19"/>
+              </w:rPr>
+              <w:t>Actividades</w:t>
             </w:r>
           </w:p>
         </w:tc>
       </w:tr>
       <w:tr>
+        <w:trPr>
+          <w:cantSplit/>
+        </w:trPr>
         <w:tc>
           <w:tcPr>
-            <w:tcW w:type="dxa" w:w="2835"/>
+            <w:tcW w:type="dxa" w:w="2551"/>
           </w:tcPr>
           <w:p>
+            <w:pPr>
+              <w:keepNext/>
+            </w:pPr>
             <w:r/>
             <w:r>
               <w:rPr>
-                <w:b/>
-                <w:color w:val="B03A2E"/>
                 <w:sz w:val="19"/>
               </w:rPr>
-              <w:t>[Pendiente: autor Argonauta0]</w:t>
+              <w:t>Moisés Abraham Valle Alonso</w:t>
             </w:r>
           </w:p>
         </w:tc>
         <w:tc>
           <w:tcPr>
-            <w:tcW w:type="dxa" w:w="6236"/>
+            <w:tcW w:type="dxa" w:w="1984"/>
           </w:tcPr>
           <w:p>
+            <w:pPr>
+              <w:keepNext/>
+            </w:pPr>
             <w:r/>
             <w:r>
               <w:rPr>
-                <w:b/>
-                <w:color w:val="B03A2E"/>
                 <w:sz w:val="19"/>
               </w:rPr>
-              <w:t>[Pendiente de confirmar] Según Git: vista, controlador, Application y modelos del caso 3.</w:t>
+              <w:t>Responsable principal del caso</w:t>
+            </w:r>
+          </w:p>
+        </w:tc>
+        <w:tc>
+          <w:tcPr>
+            <w:tcW w:type="dxa" w:w="4535"/>
+          </w:tcPr>
+          <w:p>
+            <w:pPr>
+              <w:keepNext/>
+            </w:pPr>
+            <w:r/>
+            <w:r>
+              <w:rPr>
+                <w:sz w:val="19"/>
+              </w:rPr>
+              <w:t>Vista caja-ventas-view.fxml, CajaVentasController, CajaVentasApplication, modelos CajaCompartida y ProcesadorVentasTask y Launcher.</w:t>
             </w:r>
           </w:p>
         </w:tc>
       </w:tr>
       <w:tr>
+        <w:trPr>
+          <w:cantSplit/>
+        </w:trPr>
         <w:tc>
           <w:tcPr>
-            <w:tcW w:type="dxa" w:w="2835"/>
+            <w:tcW w:type="dxa" w:w="2551"/>
+          </w:tcPr>
+          <w:p>
+            <w:pPr>
+              <w:keepNext/>
+            </w:pPr>
+            <w:r/>
+            <w:r>
+              <w:rPr>
+                <w:sz w:val="19"/>
+              </w:rPr>
+              <w:t>Víctor Mateo Alcocer López</w:t>
+            </w:r>
+          </w:p>
+        </w:tc>
+        <w:tc>
+          <w:tcPr>
+            <w:tcW w:type="dxa" w:w="1984"/>
+          </w:tcPr>
+          <w:p>
+            <w:pPr>
+              <w:keepNext/>
+            </w:pPr>
+            <w:r/>
+            <w:r>
+              <w:rPr>
+                <w:sz w:val="19"/>
+              </w:rPr>
+              <w:t>Contribución general al proyecto</w:t>
+            </w:r>
+          </w:p>
+        </w:tc>
+        <w:tc>
+          <w:tcPr>
+            <w:tcW w:type="dxa" w:w="4535"/>
+          </w:tcPr>
+          <w:p>
+            <w:pPr>
+              <w:keepNext/>
+            </w:pPr>
+            <w:r/>
+            <w:r>
+              <w:rPr>
+                <w:sz w:val="19"/>
+              </w:rPr>
+              <w:t>Estructura del proyecto, configuración Maven y menú principal; correcciones de integración, incluidas las del controlador de la caja.</w:t>
+            </w:r>
+          </w:p>
+        </w:tc>
+      </w:tr>
+      <w:tr>
+        <w:trPr>
+          <w:cantSplit/>
+        </w:trPr>
+        <w:tc>
+          <w:tcPr>
+            <w:tcW w:type="dxa" w:w="2551"/>
+          </w:tcPr>
+          <w:p>
+            <w:pPr>
+              <w:keepNext/>
+            </w:pPr>
+            <w:r/>
+            <w:r>
+              <w:rPr>
+                <w:sz w:val="19"/>
+              </w:rPr>
+              <w:t>André Marcel Guido Castrillo</w:t>
+            </w:r>
+          </w:p>
+        </w:tc>
+        <w:tc>
+          <w:tcPr>
+            <w:tcW w:type="dxa" w:w="1984"/>
+          </w:tcPr>
+          <w:p>
+            <w:pPr>
+              <w:keepNext/>
+            </w:pPr>
+            <w:r/>
+            <w:r>
+              <w:rPr>
+                <w:sz w:val="19"/>
+              </w:rPr>
+              <w:t>Contribución general al proyecto</w:t>
+            </w:r>
+          </w:p>
+        </w:tc>
+        <w:tc>
+          <w:tcPr>
+            <w:tcW w:type="dxa" w:w="4535"/>
+          </w:tcPr>
+          <w:p>
+            <w:pPr>
+              <w:keepNext/>
+            </w:pPr>
+            <w:r/>
+            <w:r>
+              <w:rPr>
+                <w:sz w:val="19"/>
+              </w:rPr>
+              <w:t>Desarrollo del caso 1, Reserva concurrente de entradas.</w:t>
+            </w:r>
+          </w:p>
+        </w:tc>
+      </w:tr>
+      <w:tr>
+        <w:trPr>
+          <w:cantSplit/>
+        </w:trPr>
+        <w:tc>
+          <w:tcPr>
+            <w:tcW w:type="dxa" w:w="2551"/>
           </w:tcPr>
           <w:p>
             <w:r/>
@@ -2739,31 +3444,13 @@
               <w:rPr>
                 <w:sz w:val="19"/>
               </w:rPr>
-              <w:t>Victor Mateo Alcocer López</w:t>
+              <w:t>Erving Josué Miranda Ríos</w:t>
             </w:r>
           </w:p>
         </w:tc>
         <w:tc>
           <w:tcPr>
-            <w:tcW w:type="dxa" w:w="6236"/>
-          </w:tcPr>
-          <w:p>
-            <w:r/>
-            <w:r>
-              <w:rPr>
-                <w:b/>
-                <w:color w:val="B03A2E"/>
-                <w:sz w:val="19"/>
-              </w:rPr>
-              <w:t>[Pendiente de confirmar] Según Git: correcciones del controlador y de la configuración Maven.</w:t>
-            </w:r>
-          </w:p>
-        </w:tc>
-      </w:tr>
-      <w:tr>
-        <w:tc>
-          <w:tcPr>
-            <w:tcW w:type="dxa" w:w="2835"/>
+            <w:tcW w:type="dxa" w:w="1984"/>
           </w:tcPr>
           <w:p>
             <w:r/>
@@ -2771,13 +3458,13 @@
               <w:rPr>
                 <w:sz w:val="19"/>
               </w:rPr>
-              <w:t>Erving Miranda</w:t>
+              <w:t>Contribución general al proyecto</w:t>
             </w:r>
           </w:p>
         </w:tc>
         <w:tc>
           <w:tcPr>
-            <w:tcW w:type="dxa" w:w="6236"/>
+            <w:tcW w:type="dxa" w:w="4535"/>
           </w:tcPr>
           <w:p>
             <w:r/>
@@ -2785,7 +3472,7 @@
               <w:rPr>
                 <w:sz w:val="19"/>
               </w:rPr>
-              <w:t>Revisión del conjunto, pruebas manuales, capturas y redacción de este informe.</w:t>
+              <w:t>Desarrollo del caso 2; integración, pruebas de los tres casos y documentación.</w:t>
             </w:r>
           </w:p>
         </w:tc>
@@ -2820,6 +3507,21 @@
       </w:r>
     </w:p>
     <w:p>
+      <w:pPr>
+        <w:keepNext/>
+        <w:jc w:val="both"/>
+      </w:pPr>
+      <w:r>
+        <w:rPr>
+          <w:b w:val="0"/>
+        </w:rPr>
+        <w:t>Para ejecutar desde IntelliJ IDEA: abrir la carpeta raíz del repositorio, seleccionar un SDK 21, elegir la configuración «Caso 3 - Caja de ventas» o «Menu principal» en la barra superior y pulsar Run. Las configuraciones se incluyen en la carpeta .run/ del repositorio.</w:t>
+      </w:r>
+    </w:p>
+    <w:p>
+      <w:pPr>
+        <w:keepNext/>
+      </w:pPr>
       <w:r>
         <w:rPr>
           <w:b/>
@@ -2840,12 +3542,18 @@
         <w:gridCol w:w="4703"/>
       </w:tblGrid>
       <w:tr>
+        <w:trPr>
+          <w:cantSplit/>
+        </w:trPr>
         <w:tc>
           <w:tcPr>
             <w:tcW w:type="dxa" w:w="2835"/>
             <w:shd w:val="clear" w:color="auto" w:fill="1F3A5F"/>
           </w:tcPr>
           <w:p>
+            <w:pPr>
+              <w:keepNext/>
+            </w:pPr>
             <w:r/>
             <w:r>
               <w:rPr>
@@ -2863,6 +3571,9 @@
             <w:shd w:val="clear" w:color="auto" w:fill="1F3A5F"/>
           </w:tcPr>
           <w:p>
+            <w:pPr>
+              <w:keepNext/>
+            </w:pPr>
             <w:r/>
             <w:r>
               <w:rPr>
@@ -2876,11 +3587,17 @@
         </w:tc>
       </w:tr>
       <w:tr>
+        <w:trPr>
+          <w:cantSplit/>
+        </w:trPr>
         <w:tc>
           <w:tcPr>
             <w:tcW w:type="dxa" w:w="2835"/>
           </w:tcPr>
           <w:p>
+            <w:pPr>
+              <w:keepNext/>
+            </w:pPr>
             <w:r/>
             <w:r>
               <w:rPr>
@@ -2895,6 +3612,9 @@
             <w:tcW w:type="dxa" w:w="6236"/>
           </w:tcPr>
           <w:p>
+            <w:pPr>
+              <w:keepNext/>
+            </w:pPr>
             <w:r/>
             <w:r>
               <w:rPr>
@@ -2906,11 +3626,17 @@
         </w:tc>
       </w:tr>
       <w:tr>
+        <w:trPr>
+          <w:cantSplit/>
+        </w:trPr>
         <w:tc>
           <w:tcPr>
             <w:tcW w:type="dxa" w:w="2835"/>
           </w:tcPr>
           <w:p>
+            <w:pPr>
+              <w:keepNext/>
+            </w:pPr>
             <w:r/>
             <w:r>
               <w:rPr>
@@ -2925,22 +3651,31 @@
             <w:tcW w:type="dxa" w:w="6236"/>
           </w:tcPr>
           <w:p>
+            <w:pPr>
+              <w:keepNext/>
+            </w:pPr>
             <w:r/>
             <w:r>
               <w:rPr>
                 <w:sz w:val="19"/>
               </w:rPr>
-              <w:t>fix/revision-entrega (pendiente de integrar a master mediante revisión del grupo)</w:t>
+              <w:t>fix/revision-entrega (solicitud de integración #3 hacia master)</w:t>
             </w:r>
           </w:p>
         </w:tc>
       </w:tr>
       <w:tr>
+        <w:trPr>
+          <w:cantSplit/>
+        </w:trPr>
         <w:tc>
           <w:tcPr>
             <w:tcW w:type="dxa" w:w="2835"/>
           </w:tcPr>
           <w:p>
+            <w:pPr>
+              <w:keepNext/>
+            </w:pPr>
             <w:r/>
             <w:r>
               <w:rPr>
@@ -2955,6 +3690,9 @@
             <w:tcW w:type="dxa" w:w="6236"/>
           </w:tcPr>
           <w:p>
+            <w:pPr>
+              <w:keepNext/>
+            </w:pPr>
             <w:r/>
             <w:r>
               <w:rPr>
@@ -2966,11 +3704,17 @@
         </w:tc>
       </w:tr>
       <w:tr>
+        <w:trPr>
+          <w:cantSplit/>
+        </w:trPr>
         <w:tc>
           <w:tcPr>
             <w:tcW w:type="dxa" w:w="2835"/>
           </w:tcPr>
           <w:p>
+            <w:pPr>
+              <w:keepNext/>
+            </w:pPr>
             <w:r/>
             <w:r>
               <w:rPr>
@@ -2985,6 +3729,9 @@
             <w:tcW w:type="dxa" w:w="6236"/>
           </w:tcPr>
           <w:p>
+            <w:pPr>
+              <w:keepNext/>
+            </w:pPr>
             <w:r/>
             <w:r>
               <w:rPr>
@@ -2996,11 +3743,17 @@
         </w:tc>
       </w:tr>
       <w:tr>
+        <w:trPr>
+          <w:cantSplit/>
+        </w:trPr>
         <w:tc>
           <w:tcPr>
             <w:tcW w:type="dxa" w:w="2835"/>
           </w:tcPr>
           <w:p>
+            <w:pPr>
+              <w:keepNext/>
+            </w:pPr>
             <w:r/>
             <w:r>
               <w:rPr>
@@ -3015,6 +3768,9 @@
             <w:tcW w:type="dxa" w:w="6236"/>
           </w:tcPr>
           <w:p>
+            <w:pPr>
+              <w:keepNext/>
+            </w:pPr>
             <w:r/>
             <w:r>
               <w:rPr>
@@ -3026,11 +3782,17 @@
         </w:tc>
       </w:tr>
       <w:tr>
+        <w:trPr>
+          <w:cantSplit/>
+        </w:trPr>
         <w:tc>
           <w:tcPr>
             <w:tcW w:type="dxa" w:w="2835"/>
           </w:tcPr>
           <w:p>
+            <w:pPr>
+              <w:keepNext/>
+            </w:pPr>
             <w:r/>
             <w:r>
               <w:rPr>
@@ -3045,6 +3807,9 @@
             <w:tcW w:type="dxa" w:w="6236"/>
           </w:tcPr>
           <w:p>
+            <w:pPr>
+              <w:keepNext/>
+            </w:pPr>
             <w:r/>
             <w:r>
               <w:rPr>
@@ -3056,11 +3821,17 @@
         </w:tc>
       </w:tr>
       <w:tr>
+        <w:trPr>
+          <w:cantSplit/>
+        </w:trPr>
         <w:tc>
           <w:tcPr>
             <w:tcW w:type="dxa" w:w="2835"/>
           </w:tcPr>
           <w:p>
+            <w:pPr>
+              <w:keepNext/>
+            </w:pPr>
             <w:r/>
             <w:r>
               <w:rPr>
@@ -3075,6 +3846,9 @@
             <w:tcW w:type="dxa" w:w="6236"/>
           </w:tcPr>
           <w:p>
+            <w:pPr>
+              <w:keepNext/>
+            </w:pPr>
             <w:r/>
             <w:r>
               <w:rPr>
@@ -3086,11 +3860,17 @@
         </w:tc>
       </w:tr>
       <w:tr>
+        <w:trPr>
+          <w:cantSplit/>
+        </w:trPr>
         <w:tc>
           <w:tcPr>
             <w:tcW w:type="dxa" w:w="2835"/>
           </w:tcPr>
           <w:p>
+            <w:pPr>
+              <w:keepNext/>
+            </w:pPr>
             <w:r/>
             <w:r>
               <w:rPr>
@@ -3105,6 +3885,9 @@
             <w:tcW w:type="dxa" w:w="6236"/>
           </w:tcPr>
           <w:p>
+            <w:pPr>
+              <w:keepNext/>
+            </w:pPr>
             <w:r/>
             <w:r>
               <w:rPr>
@@ -3116,6 +3899,9 @@
         </w:tc>
       </w:tr>
       <w:tr>
+        <w:trPr>
+          <w:cantSplit/>
+        </w:trPr>
         <w:tc>
           <w:tcPr>
             <w:tcW w:type="dxa" w:w="2835"/>
@@ -3147,17 +3933,6 @@
       </w:tr>
     </w:tbl>
     <w:p/>
-    <w:p>
-      <w:pPr>
-        <w:jc w:val="both"/>
-      </w:pPr>
-      <w:r>
-        <w:rPr>
-          <w:b w:val="0"/>
-        </w:rPr>
-        <w:t>Para ejecutar desde IntelliJ IDEA: abrir la carpeta raíz del repositorio, seleccionar un SDK 21, elegir la configuración «Caso 3 - Caja de ventas» o «Menu principal» en la barra superior y pulsar Run. Las configuraciones se incluyen en la carpeta .run/ del repositorio.</w:t>
-      </w:r>
-    </w:p>
     <w:sectPr>
       <w:footerReference w:type="default" r:id="rId9"/>
       <w:pgSz w:w="12240" w:h="15840"/>
